--- a/backend/data/corpus/DOC-20230711-103.docx
+++ b/backend/data/corpus/DOC-20230711-103.docx
@@ -63,7 +63,223 @@
           <w:b/>
           <w:sz w:val="21"/>
         </w:rPr>
-        <w:t>Walter Brandt, MD, Flint Hills Neuroscience, Wichita, KS (AR)</w:t>
+        <w:t>Jaromir Steinmetz, MD, Windrow Neuroscience Center, Lakeland, FL (AR)</w:t>
+      </w:r>
+    </w:p>
+    <w:p>
+      <w:r>
+        <w:rPr>
+          <w:sz w:val="21"/>
+        </w:rPr>
+        <w:t>&gt; A short meeting by the scheduling desk, first one this quarter.</w:t>
+      </w:r>
+    </w:p>
+    <w:p>
+      <w:r>
+        <w:rPr>
+          <w:sz w:val="21"/>
+        </w:rPr>
+        <w:t>&gt; Asked about my travel schedule, since visits keep landing on the busiest clinic days.</w:t>
+      </w:r>
+    </w:p>
+    <w:p>
+      <w:r>
+        <w:rPr>
+          <w:sz w:val="21"/>
+        </w:rPr>
+        <w:t>&gt; Benefit verification is the step that most often delays a start here.</w:t>
+      </w:r>
+    </w:p>
+    <w:p>
+      <w:r>
+        <w:rPr>
+          <w:sz w:val="21"/>
+        </w:rPr>
+      </w:r>
+    </w:p>
+    <w:p>
+      <w:r>
+        <w:rPr>
+          <w:b/>
+          <w:sz w:val="21"/>
+        </w:rPr>
+        <w:t>Camila Larkspur, MD, Kestrel Comprehensive Epilepsy Clinic, Little Rock, AR (RSM)</w:t>
+      </w:r>
+    </w:p>
+    <w:p>
+      <w:r>
+        <w:rPr>
+          <w:sz w:val="21"/>
+        </w:rPr>
+        <w:t>&gt; Described how the surgical workup list is triaged now compared with before.</w:t>
+      </w:r>
+    </w:p>
+    <w:p>
+      <w:r>
+        <w:rPr>
+          <w:sz w:val="21"/>
+        </w:rPr>
+        <w:t>&gt; Asked about my travel schedule, since visits keep landing on the busiest clinic days.</w:t>
+      </w:r>
+    </w:p>
+    <w:p>
+      <w:r>
+        <w:rPr>
+          <w:sz w:val="21"/>
+        </w:rPr>
+        <w:t>&gt; Coverage paperwork is handled by one person here, which came up as a general frustration.</w:t>
+      </w:r>
+    </w:p>
+    <w:p>
+      <w:r>
+        <w:rPr>
+          <w:sz w:val="21"/>
+        </w:rPr>
+      </w:r>
+    </w:p>
+    <w:p>
+      <w:r>
+        <w:rPr>
+          <w:b/>
+          <w:sz w:val="21"/>
+        </w:rPr>
+        <w:t>Tadeo Wycliffe, MD, Granite Bay Epilepsy Center, Boise, ID (AR)</w:t>
+      </w:r>
+    </w:p>
+    <w:p>
+      <w:r>
+        <w:rPr>
+          <w:sz w:val="21"/>
+        </w:rPr>
+        <w:t>&gt; A clipped meeting in the back office, first one this quarter.</w:t>
+      </w:r>
+    </w:p>
+    <w:p>
+      <w:r>
+        <w:rPr>
+          <w:sz w:val="21"/>
+        </w:rPr>
+        <w:t>&gt; Asked about my travel schedule, since visits keep landing on the busiest clinic days.</w:t>
+      </w:r>
+    </w:p>
+    <w:p>
+      <w:r>
+        <w:rPr>
+          <w:sz w:val="21"/>
+        </w:rPr>
+        <w:t>&gt; Talked through long-standing patients in general terms, without any specific case.</w:t>
+      </w:r>
+    </w:p>
+    <w:p>
+      <w:r>
+        <w:rPr>
+          <w:sz w:val="21"/>
+        </w:rPr>
+        <w:t>&gt; Monitoring intervals during titration are set by clinic routine here rather than by protocol.</w:t>
+      </w:r>
+    </w:p>
+    <w:p>
+      <w:r>
+        <w:rPr>
+          <w:sz w:val="21"/>
+        </w:rPr>
+      </w:r>
+    </w:p>
+    <w:p>
+      <w:r>
+        <w:rPr>
+          <w:b/>
+          <w:sz w:val="21"/>
+        </w:rPr>
+        <w:t>Anouk Pemberton, MD, Windrow Neuroscience Center, Missoula, MT (RSM)</w:t>
+      </w:r>
+    </w:p>
+    <w:p>
+      <w:r>
+        <w:rPr>
+          <w:sz w:val="21"/>
+        </w:rPr>
+        <w:t>&gt; A productive visit in the shared office; the schedule was tight.</w:t>
+      </w:r>
+    </w:p>
+    <w:p>
+      <w:r>
+        <w:rPr>
+          <w:sz w:val="21"/>
+        </w:rPr>
+        <w:t>&gt; Monitoring intervals during titration are set by clinic routine here rather than by protocol.</w:t>
+      </w:r>
+    </w:p>
+    <w:p>
+      <w:r>
+        <w:rPr>
+          <w:sz w:val="21"/>
+        </w:rPr>
+        <w:t>&gt; Asked about my travel schedule, since visits keep landing on the busiest clinic days.</w:t>
+      </w:r>
+    </w:p>
+    <w:p>
+      <w:r>
+        <w:rPr>
+          <w:sz w:val="21"/>
+        </w:rPr>
+      </w:r>
+    </w:p>
+    <w:p>
+      <w:r>
+        <w:rPr>
+          <w:b/>
+          <w:sz w:val="21"/>
+        </w:rPr>
+        <w:t>Zubin Abernathy, MD, Cedar Ridge Regional Epilepsy Program, Little Rock, AR (RSM)</w:t>
+      </w:r>
+    </w:p>
+    <w:p>
+      <w:r>
+        <w:rPr>
+          <w:sz w:val="21"/>
+        </w:rPr>
+        <w:t>&gt; Caught an unhurried window in the shared office between patients.</w:t>
+      </w:r>
+    </w:p>
+    <w:p>
+      <w:r>
+        <w:rPr>
+          <w:sz w:val="21"/>
+        </w:rPr>
+        <w:t>&gt; Monitoring intervals during titration are set by clinic routine here rather than by protocol.</w:t>
+      </w:r>
+    </w:p>
+    <w:p>
+      <w:r>
+        <w:rPr>
+          <w:sz w:val="21"/>
+        </w:rPr>
+        <w:t>&gt; Mostly small talk about the program and the venue.</w:t>
+      </w:r>
+    </w:p>
+    <w:p>
+      <w:r>
+        <w:rPr>
+          <w:sz w:val="21"/>
+        </w:rPr>
+        <w:t>&gt; Spent some time on the refractory group and how workup decisions get sequenced.</w:t>
+      </w:r>
+    </w:p>
+    <w:p>
+      <w:r>
+        <w:rPr>
+          <w:sz w:val="21"/>
+        </w:rPr>
+      </w:r>
+    </w:p>
+    <w:p>
+      <w:r>
+        <w:rPr>
+          <w:b/>
+          <w:sz w:val="21"/>
+        </w:rPr>
+        <w:t>Felicity Bellweather, MD, Sandhill Neuroscience Center, Tacoma, WA (RSM)</w:t>
       </w:r>
     </w:p>
     <w:p>
@@ -79,7 +295,7 @@
         <w:rPr>
           <w:sz w:val="21"/>
         </w:rPr>
-        <w:t>&gt; Titration habits came up in general terms; no specifics were discussed and none were offered.</w:t>
+        <w:t>&gt; Asked about my travel schedule, since visits keep landing on the busiest clinic days.</w:t>
       </w:r>
     </w:p>
     <w:p>
@@ -87,7 +303,7 @@
         <w:rPr>
           <w:sz w:val="21"/>
         </w:rPr>
-        <w:t>&gt; The phone triage line changed again last month, and that took up the first part of the conversation.</w:t>
+        <w:t>&gt; Noted that coverage paperwork has improved somewhat and that this is not specific to any one product.</w:t>
       </w:r>
     </w:p>
     <w:p>
@@ -95,39 +311,7 @@
         <w:rPr>
           <w:sz w:val="21"/>
         </w:rPr>
-      </w:r>
-    </w:p>
-    <w:p>
-      <w:r>
-        <w:rPr>
-          <w:b/>
-          <w:sz w:val="21"/>
-        </w:rPr>
-        <w:t>Silvio Fitzgibbon, MD, Thornfield Regional Epilepsy Program, Wichita, KS (RSM)</w:t>
-      </w:r>
-    </w:p>
-    <w:p>
-      <w:r>
-        <w:rPr>
-          <w:sz w:val="21"/>
-        </w:rPr>
-        <w:t>&gt; Caught an unexpectedly long window at the end of the clinic list between patients.</w:t>
-      </w:r>
-    </w:p>
-    <w:p>
-      <w:r>
-        <w:rPr>
-          <w:sz w:val="21"/>
-        </w:rPr>
-        <w:t>&gt; Closed there — nothing actionable this visit.</w:t>
-      </w:r>
-    </w:p>
-    <w:p>
-      <w:r>
-        <w:rPr>
-          <w:sz w:val="21"/>
-        </w:rPr>
-        <w:t>&gt; Onboarding one of the nurse practitioners is the current preoccupation here.</w:t>
+        <w:t>&gt; Monitoring intervals during titration are set by clinic routine here rather than by protocol.</w:t>
       </w:r>
     </w:p>
     <w:p>
@@ -151,7 +335,7 @@
         <w:rPr>
           <w:sz w:val="21"/>
         </w:rPr>
-        <w:t>&gt; The composition of the surgical workup list has shifted over the last year or two.</w:t>
+        <w:t>&gt; Stopped by at the nurses' station for a fragmented conversation.</w:t>
       </w:r>
     </w:p>
     <w:p>
@@ -159,7 +343,7 @@
         <w:rPr>
           <w:sz w:val="21"/>
         </w:rPr>
-        <w:t>&gt; The patient portal is still being sorted out, and that took up the first part of the conversation.</w:t>
+        <w:t>&gt; Spent some time on the refractory group and how workup decisions get sequenced.</w:t>
       </w:r>
     </w:p>
     <w:p>
@@ -167,23 +351,7 @@
         <w:rPr>
           <w:sz w:val="21"/>
         </w:rPr>
-        <w:t>&gt; Referenced a session summary from a colleague in passing.</w:t>
-      </w:r>
-    </w:p>
-    <w:p>
-      <w:r>
-        <w:rPr>
-          <w:sz w:val="21"/>
-        </w:rPr>
-        <w:t>&gt; Compared notes on which sessions were worth the time.</w:t>
-      </w:r>
-    </w:p>
-    <w:p>
-      <w:r>
-        <w:rPr>
-          <w:sz w:val="21"/>
-        </w:rPr>
-        <w:t>&gt; No specific request. Safety items asked about and confirmed none.</w:t>
+        <w:t>&gt; The travel schedule this year came up, and little else.</w:t>
       </w:r>
     </w:p>
     <w:p>
@@ -199,7 +367,7 @@
           <w:b/>
           <w:sz w:val="21"/>
         </w:rPr>
-        <w:t>Eloise Quintrell, MD, Beacon Hill Neurology Associates, Des Moines, IA (RSM)</w:t>
+        <w:t>Mateo Zeitler, MD, Northbrook Neurology Institute, Fayetteville, NC (RSM)</w:t>
       </w:r>
     </w:p>
     <w:p>
@@ -207,7 +375,7 @@
         <w:rPr>
           <w:sz w:val="21"/>
         </w:rPr>
-        <w:t>&gt; Talked through the pediatric-to-adult transfers in general terms, without any specific case.</w:t>
+        <w:t>&gt; Coverage paperwork has improved somewhat, which came up as a general frustration.</w:t>
       </w:r>
     </w:p>
     <w:p>
@@ -215,7 +383,7 @@
         <w:rPr>
           <w:sz w:val="21"/>
         </w:rPr>
-        <w:t>&gt; Described a preference for slower titration in general, unrelated to any particular patient.</w:t>
+        <w:t>&gt; Onboarding a rotating resident is the current preoccupation here.</w:t>
       </w:r>
     </w:p>
     <w:p>
@@ -223,7 +391,7 @@
         <w:rPr>
           <w:sz w:val="21"/>
         </w:rPr>
-        <w:t>&gt; Agreed to reconnect at a follow-up appointment; nothing that needed follow-up.</w:t>
+        <w:t>&gt; Titration scheduling is handled by nursing staff, which the practice finds workable.</w:t>
       </w:r>
     </w:p>
     <w:p>
@@ -247,7 +415,7 @@
           <w:b/>
           <w:sz w:val="21"/>
         </w:rPr>
-        <w:t>Renata Hollingsworth, MD, Silver Creek Medical Group, Peoria, IL (AR)</w:t>
+        <w:t>Silvio Barrowman, MD, Beacon Hill Neurology Associates, Providence, RI (AR)</w:t>
       </w:r>
     </w:p>
     <w:p>
@@ -255,7 +423,7 @@
         <w:rPr>
           <w:sz w:val="21"/>
         </w:rPr>
-        <w:t>&gt; Stopped by at the end of the clinic list for a productive conversation.</w:t>
+        <w:t>&gt; A fragmented meeting by the scheduling desk, first one this quarter.</w:t>
       </w:r>
     </w:p>
     <w:p>
@@ -263,7 +431,7 @@
         <w:rPr>
           <w:sz w:val="21"/>
         </w:rPr>
-        <w:t>&gt; The practice lost the epilepsy fellow and has not backfilled, so routine follow-up slots keeps slipping.</w:t>
+        <w:t>&gt; The composition of long-standing patients has shifted over the last year or two.</w:t>
       </w:r>
     </w:p>
     <w:p>
@@ -271,7 +439,7 @@
         <w:rPr>
           <w:sz w:val="21"/>
         </w:rPr>
-        <w:t>&gt; The travel schedule this year came up, and little else.</w:t>
+        <w:t>&gt; Onboarding the epilepsy fellow is the current preoccupation here.</w:t>
       </w:r>
     </w:p>
     <w:p>
@@ -279,7 +447,7 @@
         <w:rPr>
           <w:sz w:val="21"/>
         </w:rPr>
-        <w:t>&gt; Closed there — no product discussion.</w:t>
+        <w:t>&gt; Referral patterns into this clinic have changed, and the pediatric-to-adult transfers is a bigger share than it was.</w:t>
       </w:r>
     </w:p>
     <w:p>
@@ -295,7 +463,7 @@
           <w:b/>
           <w:sz w:val="21"/>
         </w:rPr>
-        <w:t>Adaeze Vasquez-Lund, MD, Alder Point Neurology Associates, Allentown, PA (RSM)</w:t>
+        <w:t>Harold Jessup, MD, Magnolia Grove Clinic, Jackson, MS (AR)</w:t>
       </w:r>
     </w:p>
     <w:p>
@@ -303,7 +471,63 @@
         <w:rPr>
           <w:sz w:val="21"/>
         </w:rPr>
-        <w:t>&gt; A clipped meeting in the shared office, first one this quarter.</w:t>
+        <w:t>&gt; Most of the discussion was about the referral intake process, which is being piloted this quarter.</w:t>
+      </w:r>
+    </w:p>
+    <w:p>
+      <w:r>
+        <w:rPr>
+          <w:sz w:val="21"/>
+        </w:rPr>
+        <w:t>&gt; The referral queue has stretched out since the summer, which shapes how much time there is for anything else.</w:t>
+      </w:r>
+    </w:p>
+    <w:p>
+      <w:r>
+        <w:rPr>
+          <w:sz w:val="21"/>
+        </w:rPr>
+        <w:t>&gt; Titration habits came up in general terms; no specifics were discussed and none were offered.</w:t>
+      </w:r>
+    </w:p>
+    <w:p>
+      <w:r>
+        <w:rPr>
+          <w:sz w:val="21"/>
+        </w:rPr>
+      </w:r>
+    </w:p>
+    <w:p>
+      <w:r>
+        <w:rPr>
+          <w:b/>
+          <w:sz w:val="21"/>
+        </w:rPr>
+        <w:t>Thandiwe Brannigan, MD, Saltmarsh Neurological Care Center, Albany, NY (RSM)</w:t>
+      </w:r>
+    </w:p>
+    <w:p>
+      <w:r>
+        <w:rPr>
+          <w:sz w:val="21"/>
+        </w:rPr>
+        <w:t>&gt; A fragmented conversation outside the EEG suite, mostly logistics.</w:t>
+      </w:r>
+    </w:p>
+    <w:p>
+      <w:r>
+        <w:rPr>
+          <w:sz w:val="21"/>
+        </w:rPr>
+        <w:t>&gt; Nothing actionable this visit. Safety items asked about and confirmed none.</w:t>
+      </w:r>
+    </w:p>
+    <w:p>
+      <w:r>
+        <w:rPr>
+          <w:sz w:val="21"/>
+        </w:rPr>
+        <w:t>&gt; Spent some time on the surgical workup list and how workup decisions get sequenced.</w:t>
       </w:r>
     </w:p>
     <w:p>
@@ -319,7 +543,7 @@
         <w:rPr>
           <w:sz w:val="21"/>
         </w:rPr>
-        <w:t>&gt; Nothing actionable this visit this time. Asked about safety and confirmed nothing to report.</w:t>
+        <w:t>&gt; Clinic throughput looks better than last year since the summer, which shapes how much time there is for anything else.</w:t>
       </w:r>
     </w:p>
     <w:p>
@@ -335,7 +559,55 @@
           <w:b/>
           <w:sz w:val="21"/>
         </w:rPr>
-        <w:t>Sonali Eversholt, MD, Alder Point Neurology Associates, Fort Collins, CO (RSM)</w:t>
+        <w:t>Renata Steinmetz, MD, Vantage Park Regional Epilepsy Program, Toledo, OH (RSM)</w:t>
+      </w:r>
+    </w:p>
+    <w:p>
+      <w:r>
+        <w:rPr>
+          <w:sz w:val="21"/>
+        </w:rPr>
+        <w:t>&gt; An unexpectedly long meeting by the scheduling desk, first one this quarter.</w:t>
+      </w:r>
+    </w:p>
+    <w:p>
+      <w:r>
+        <w:rPr>
+          <w:sz w:val="21"/>
+        </w:rPr>
+        <w:t>&gt; Noted that the appeals process takes longer than the clinical decision and that this is not specific to any one product.</w:t>
+      </w:r>
+    </w:p>
+    <w:p>
+      <w:r>
+        <w:rPr>
+          <w:sz w:val="21"/>
+        </w:rPr>
+        <w:t>&gt; The practice lost the epilepsy fellow and has not backfilled, so clinic throughput is slowly recovering.</w:t>
+      </w:r>
+    </w:p>
+    <w:p>
+      <w:r>
+        <w:rPr>
+          <w:sz w:val="21"/>
+        </w:rPr>
+        <w:t>&gt; The composition of the pediatric-to-adult transfers has shifted over the last year or two.</w:t>
+      </w:r>
+    </w:p>
+    <w:p>
+      <w:r>
+        <w:rPr>
+          <w:sz w:val="21"/>
+        </w:rPr>
+      </w:r>
+    </w:p>
+    <w:p>
+      <w:r>
+        <w:rPr>
+          <w:b/>
+          <w:sz w:val="21"/>
+        </w:rPr>
+        <w:t>Niamh Fairweather, MD, Harborlight Epilepsy Center, Eugene, OR (AR)</w:t>
       </w:r>
     </w:p>
     <w:p>
@@ -351,7 +623,39 @@
         <w:rPr>
           <w:sz w:val="21"/>
         </w:rPr>
-        <w:t>&gt; Onboarding a rotating resident is the current preoccupation here.</w:t>
+        <w:t>&gt; Titration habits came up in general terms; no specifics were discussed and none were offered.</w:t>
+      </w:r>
+    </w:p>
+    <w:p>
+      <w:r>
+        <w:rPr>
+          <w:sz w:val="21"/>
+        </w:rPr>
+        <w:t>&gt; Asked about my travel schedule, since visits keep landing on the busiest clinic days.</w:t>
+      </w:r>
+    </w:p>
+    <w:p>
+      <w:r>
+        <w:rPr>
+          <w:sz w:val="21"/>
+        </w:rPr>
+      </w:r>
+    </w:p>
+    <w:p>
+      <w:r>
+        <w:rPr>
+          <w:b/>
+          <w:sz w:val="21"/>
+        </w:rPr>
+        <w:t>Ilse Lammermoor, MD, Kestrel Comprehensive Epilepsy Clinic, Scranton, PA (RSM)</w:t>
+      </w:r>
+    </w:p>
+    <w:p>
+      <w:r>
+        <w:rPr>
+          <w:sz w:val="21"/>
+        </w:rPr>
+        <w:t>&gt; A productive meeting by the scheduling desk, first one this quarter.</w:t>
       </w:r>
     </w:p>
     <w:p>
@@ -367,367 +671,7 @@
         <w:rPr>
           <w:sz w:val="21"/>
         </w:rPr>
-        <w:t>&gt; The composition of newly referred patients has shifted over the last year or two.</w:t>
-      </w:r>
-    </w:p>
-    <w:p>
-      <w:r>
-        <w:rPr>
-          <w:sz w:val="21"/>
-        </w:rPr>
-      </w:r>
-    </w:p>
-    <w:p>
-      <w:r>
-        <w:rPr>
-          <w:b/>
-          <w:sz w:val="21"/>
-        </w:rPr>
-        <w:t>Tobias Rusnak, MD, Sable Creek Medical Group, Akron, OH (AR)</w:t>
-      </w:r>
-    </w:p>
-    <w:p>
-      <w:r>
-        <w:rPr>
-          <w:sz w:val="21"/>
-        </w:rPr>
-        <w:t>&gt; Spent some time on long-standing patients and how workup decisions get sequenced.</w:t>
-      </w:r>
-    </w:p>
-    <w:p>
-      <w:r>
-        <w:rPr>
-          <w:sz w:val="21"/>
-        </w:rPr>
-        <w:t>&gt; The referral queue has stretched out since the summer, which shapes how much time there is for anything else.</w:t>
-      </w:r>
-    </w:p>
-    <w:p>
-      <w:r>
-        <w:rPr>
-          <w:sz w:val="21"/>
-        </w:rPr>
-        <w:t>&gt; Agreed to reconnect at the next visit; no specific request.</w:t>
-      </w:r>
-    </w:p>
-    <w:p>
-      <w:r>
-        <w:rPr>
-          <w:sz w:val="21"/>
-        </w:rPr>
-        <w:t>&gt; Asked whether I would be at the meeting later this year.</w:t>
-      </w:r>
-    </w:p>
-    <w:p>
-      <w:r>
-        <w:rPr>
-          <w:sz w:val="21"/>
-        </w:rPr>
-        <w:t>&gt; Asked whether I had seen a session summary from a colleague; I had not, and offered nothing in return.</w:t>
-      </w:r>
-    </w:p>
-    <w:p>
-      <w:r>
-        <w:rPr>
-          <w:sz w:val="21"/>
-        </w:rPr>
-      </w:r>
-    </w:p>
-    <w:p>
-      <w:r>
-        <w:rPr>
-          <w:b/>
-          <w:sz w:val="21"/>
-        </w:rPr>
-        <w:t>Kiara Vandergriff, MD, Beacon Hill Neurology Associates, Providence, RI (RSM)</w:t>
-      </w:r>
-    </w:p>
-    <w:p>
-      <w:r>
-        <w:rPr>
-          <w:sz w:val="21"/>
-        </w:rPr>
-        <w:t>&gt; A full meeting in the conference room, first one this quarter.</w:t>
-      </w:r>
-    </w:p>
-    <w:p>
-      <w:r>
-        <w:rPr>
-          <w:sz w:val="21"/>
-        </w:rPr>
-        <w:t>&gt; Most of the discussion was about the patient portal, which is being piloted this quarter.</w:t>
-      </w:r>
-    </w:p>
-    <w:p>
-      <w:r>
-        <w:rPr>
-          <w:sz w:val="21"/>
-        </w:rPr>
-        <w:t>&gt; Referral patterns into this clinic have changed, and the refractory group is a bigger share than it was.</w:t>
-      </w:r>
-    </w:p>
-    <w:p>
-      <w:r>
-        <w:rPr>
-          <w:sz w:val="21"/>
-        </w:rPr>
-        <w:t>&gt; The referral queue looks better than last year since the summer, which shapes how much time there is for anything else.</w:t>
-      </w:r>
-    </w:p>
-    <w:p>
-      <w:r>
-        <w:rPr>
-          <w:sz w:val="21"/>
-        </w:rPr>
-        <w:t>&gt; Titration scheduling is handled by nursing staff, which the practice finds workable.</w:t>
-      </w:r>
-    </w:p>
-    <w:p>
-      <w:r>
-        <w:rPr>
-          <w:sz w:val="21"/>
-        </w:rPr>
-      </w:r>
-    </w:p>
-    <w:p>
-      <w:r>
-        <w:rPr>
-          <w:b/>
-          <w:sz w:val="21"/>
-        </w:rPr>
-        <w:t>Arvind Pemberton, MD, Saltmarsh Neurological Care Center, Madison, WI (AR)</w:t>
-      </w:r>
-    </w:p>
-    <w:p>
-      <w:r>
-        <w:rPr>
-          <w:sz w:val="21"/>
-        </w:rPr>
-        <w:t>&gt; Left it at that, with the next visit to be scheduled.</w:t>
-      </w:r>
-    </w:p>
-    <w:p>
-      <w:r>
-        <w:rPr>
-          <w:sz w:val="21"/>
-        </w:rPr>
-        <w:t>&gt; Monitoring intervals during titration are set by clinic routine here rather than by protocol.</w:t>
-      </w:r>
-    </w:p>
-    <w:p>
-      <w:r>
-        <w:rPr>
-          <w:sz w:val="21"/>
-        </w:rPr>
-        <w:t>&gt; The composition of newly referred patients has shifted over the last year or two.</w:t>
-      </w:r>
-    </w:p>
-    <w:p>
-      <w:r>
-        <w:rPr>
-          <w:sz w:val="21"/>
-        </w:rPr>
-        <w:t>&gt; Asked whether I had seen a review that circulated on the service; I had not, and offered nothing in return.</w:t>
-      </w:r>
-    </w:p>
-    <w:p>
-      <w:r>
-        <w:rPr>
-          <w:sz w:val="21"/>
-        </w:rPr>
-      </w:r>
-    </w:p>
-    <w:p>
-      <w:r>
-        <w:rPr>
-          <w:b/>
-          <w:sz w:val="21"/>
-        </w:rPr>
-        <w:t>Daniel Whitcomb, MD, Northbrook Neurology Institute, Albany, NY (RSM)</w:t>
-      </w:r>
-    </w:p>
-    <w:p>
-      <w:r>
-        <w:rPr>
-          <w:sz w:val="21"/>
-        </w:rPr>
-        <w:t>&gt; Asked about my travel schedule, since visits keep landing on the busiest clinic days.</w:t>
-      </w:r>
-    </w:p>
-    <w:p>
-      <w:r>
-        <w:rPr>
-          <w:sz w:val="21"/>
-        </w:rPr>
-        <w:t>&gt; Titration habits came up in general terms; no specifics were discussed and none were offered.</w:t>
-      </w:r>
-    </w:p>
-    <w:p>
-      <w:r>
-        <w:rPr>
-          <w:sz w:val="21"/>
-        </w:rPr>
-        <w:t>&gt; Referral patterns into this clinic have changed, and the older half of the panel is a bigger share than it was.</w:t>
-      </w:r>
-    </w:p>
-    <w:p>
-      <w:r>
-        <w:rPr>
-          <w:sz w:val="21"/>
-        </w:rPr>
-      </w:r>
-    </w:p>
-    <w:p>
-      <w:r>
-        <w:rPr>
-          <w:b/>
-          <w:sz w:val="21"/>
-        </w:rPr>
-        <w:t>Mateo Zeitler, MD, Northbrook Neurology Institute, Fayetteville, NC (RSM)</w:t>
-      </w:r>
-    </w:p>
-    <w:p>
-      <w:r>
-        <w:rPr>
-          <w:sz w:val="21"/>
-        </w:rPr>
-        <w:t>&gt; A full visit over a quick coffee; the schedule was tight.</w:t>
-      </w:r>
-    </w:p>
-    <w:p>
-      <w:r>
-        <w:rPr>
-          <w:sz w:val="21"/>
-        </w:rPr>
-        <w:t>&gt; Most of the discussion was about the prior-authorization workflow, which is being piloted this quarter.</w:t>
-      </w:r>
-    </w:p>
-    <w:p>
-      <w:r>
-        <w:rPr>
-          <w:sz w:val="21"/>
-        </w:rPr>
-        <w:t>&gt; Benefit verification is the step that most often delays a start here.</w:t>
-      </w:r>
-    </w:p>
-    <w:p>
-      <w:r>
-        <w:rPr>
-          <w:sz w:val="21"/>
-        </w:rPr>
-        <w:t>&gt; Referenced a case series someone forwarded in passing.</w:t>
-      </w:r>
-    </w:p>
-    <w:p>
-      <w:r>
-        <w:rPr>
-          <w:sz w:val="21"/>
-        </w:rPr>
-      </w:r>
-    </w:p>
-    <w:p>
-      <w:r>
-        <w:rPr>
-          <w:b/>
-          <w:sz w:val="21"/>
-        </w:rPr>
-        <w:t>Camila Eastmond, MD, Cedar Ridge Regional Epilepsy Program, Worcester, MA (AR)</w:t>
-      </w:r>
-    </w:p>
-    <w:p>
-      <w:r>
-        <w:rPr>
-          <w:sz w:val="21"/>
-        </w:rPr>
-        <w:t>&gt; Mentioned a case series someone forwarded but did not raise any specific finding.</w:t>
-      </w:r>
-    </w:p>
-    <w:p>
-      <w:r>
-        <w:rPr>
-          <w:sz w:val="21"/>
-        </w:rPr>
-        <w:t>&gt; Asked about my travel schedule, since visits keep landing on teh busiest clinic days.</w:t>
-      </w:r>
-    </w:p>
-    <w:p>
-      <w:r>
-        <w:rPr>
-          <w:sz w:val="21"/>
-        </w:rPr>
-        <w:t>&gt; Titration scheduling is handled by nursing staff, which teh practice finds workable.</w:t>
-      </w:r>
-    </w:p>
-    <w:p>
-      <w:r>
-        <w:rPr>
-          <w:sz w:val="21"/>
-        </w:rPr>
-        <w:t>&gt; Onboarding teh clinic pharmacist is the current preoccupation here.</w:t>
-      </w:r>
-    </w:p>
-    <w:p>
-      <w:r>
-        <w:rPr>
-          <w:sz w:val="21"/>
-        </w:rPr>
-        <w:t>&gt; Nothing actionable this visit. Safety items asked about adn confirmed none.</w:t>
-      </w:r>
-    </w:p>
-    <w:p>
-      <w:r>
-        <w:rPr>
-          <w:sz w:val="21"/>
-        </w:rPr>
-      </w:r>
-    </w:p>
-    <w:p>
-      <w:r>
-        <w:rPr>
-          <w:b/>
-          <w:sz w:val="21"/>
-        </w:rPr>
-        <w:t>Delphine Rothsay, MD, Copperfield Neurology Institute, Roanoke, VA (RSM)</w:t>
-      </w:r>
-    </w:p>
-    <w:p>
-      <w:r>
-        <w:rPr>
-          <w:sz w:val="21"/>
-        </w:rPr>
-        <w:t>&gt; A fragmented meeting at the end of the clinic list, first one this quarter.</w:t>
-      </w:r>
-    </w:p>
-    <w:p>
-      <w:r>
-        <w:rPr>
-          <w:sz w:val="21"/>
-        </w:rPr>
-        <w:t>&gt; Mostly small talk about the program and the venue.</w:t>
-      </w:r>
-    </w:p>
-    <w:p>
-      <w:r>
-        <w:rPr>
-          <w:sz w:val="21"/>
-        </w:rPr>
-        <w:t>&gt; Titration scheduling is handled by nursing staff, which the practice finds workable.</w:t>
-      </w:r>
-    </w:p>
-    <w:p>
-      <w:r>
-        <w:rPr>
-          <w:sz w:val="21"/>
-        </w:rPr>
-        <w:t>&gt; Most of the discussion was about the referral intake process, which has not settled.</w:t>
-      </w:r>
-    </w:p>
-    <w:p>
-      <w:r>
-        <w:rPr>
-          <w:sz w:val="21"/>
-        </w:rPr>
-        <w:t>&gt; Mentioned a review that circulated on the service but did not raise any specific finding.</w:t>
+        <w:t>&gt; Left it at that, with a follow-up appointment to be scheduled.</w:t>
       </w:r>
     </w:p>
     <w:p>
